--- a/archivos/html_generators/2026_dis_a/Borrador.docx
+++ b/archivos/html_generators/2026_dis_a/Borrador.docx
@@ -12,7 +12,6 @@
     </w:p>
     <w:p>
       <w:pPr>
-        <w:jc w:val="both"/>
         <w:rPr>
           <w:b/>
           <w:bCs/>
@@ -30,7 +29,13 @@
           <w:b/>
           <w:bCs/>
         </w:rPr>
-        <w:br/>
+        <w:t xml:space="preserve"> </w:t>
+      </w:r>
+      <w:r>
+        <w:rPr>
+          <w:b/>
+          <w:bCs/>
+        </w:rPr>
         <w:t>familia tipo del INDEC?</w:t>
       </w:r>
     </w:p>
@@ -111,42 +116,23 @@
           <w:sz w:val="20"/>
           <w:szCs w:val="20"/>
         </w:rPr>
-        <w:t>. Como consecuencia (…</w:t>
-      </w:r>
+        <w:t xml:space="preserve">. Como consecuencia (…) Transporte, comunicación y cuidado personal como mayores incrementos (...) Así, un hogar tipo, con dos adultos de 35 </w:t>
+      </w:r>
+      <w:proofErr w:type="gramStart"/>
       <w:r>
         <w:rPr>
           <w:sz w:val="20"/>
           <w:szCs w:val="20"/>
         </w:rPr>
-        <w:t>)</w:t>
-      </w:r>
+        <w:t>años de edad</w:t>
+      </w:r>
+      <w:proofErr w:type="gramEnd"/>
       <w:r>
         <w:rPr>
           <w:sz w:val="20"/>
           <w:szCs w:val="20"/>
         </w:rPr>
-        <w:t xml:space="preserve"> T</w:t>
-      </w:r>
-      <w:r>
-        <w:rPr>
-          <w:sz w:val="20"/>
-          <w:szCs w:val="20"/>
-        </w:rPr>
-        <w:t xml:space="preserve">ransporte, comunicación y cuidado personal como mayores </w:t>
-      </w:r>
-      <w:r>
-        <w:rPr>
-          <w:sz w:val="20"/>
-          <w:szCs w:val="20"/>
-        </w:rPr>
-        <w:t xml:space="preserve">incrementos </w:t>
-      </w:r>
-      <w:r>
-        <w:rPr>
-          <w:sz w:val="20"/>
-          <w:szCs w:val="20"/>
-        </w:rPr>
-        <w:t>(...) Así, un hogar tipo, con dos adultos de 35 años de edad junto con dos hijos de 9 y 6 años necesitó $ 1.500.000 para no ser considerado pobre y $ 800.000 a su vez para no ser considerado indigente" (cifras aproximadas).</w:t>
+        <w:t xml:space="preserve"> junto con dos hijos de 9 y 6 años necesitó $ 1.500.000 para no ser considerado pobre y $ 800.000 a su vez para no ser considerado indigente" (cifras aproximadas).</w:t>
       </w:r>
     </w:p>
     <w:p>
@@ -163,10 +149,26 @@
         <w:t xml:space="preserve"> "hogar tipo"</w:t>
       </w:r>
       <w:r>
-        <w:t xml:space="preserve"> junto con la caracterización del mismo (nuevamente, </w:t>
-      </w:r>
-      <w:r>
-        <w:t>dos adultos de 35 años de edad junto con dos hijos de 9 y 6 años</w:t>
+        <w:t xml:space="preserve"> junto con la caracterización </w:t>
+      </w:r>
+      <w:proofErr w:type="gramStart"/>
+      <w:r>
+        <w:t>del mismo</w:t>
+      </w:r>
+      <w:proofErr w:type="gramEnd"/>
+      <w:r>
+        <w:t xml:space="preserve"> (nuevamente, </w:t>
+      </w:r>
+      <w:r>
+        <w:t xml:space="preserve">dos adultos de 35 </w:t>
+      </w:r>
+      <w:proofErr w:type="gramStart"/>
+      <w:r>
+        <w:t>años de edad</w:t>
+      </w:r>
+      <w:proofErr w:type="gramEnd"/>
+      <w:r>
+        <w:t xml:space="preserve"> junto con dos hijos de 9 y 6 años</w:t>
       </w:r>
       <w:r>
         <w:t>)</w:t>
@@ -276,6 +278,9 @@
         <w:jc w:val="both"/>
       </w:pPr>
       <w:r>
+        <w:rPr>
+          <w:noProof/>
+        </w:rPr>
         <w:lastRenderedPageBreak/>
         <w:drawing>
           <wp:inline distT="0" distB="0" distL="0" distR="0" wp14:anchorId="3735ED73" wp14:editId="054B9804">
@@ -410,7 +415,19 @@
         <w:t>hogares</w:t>
       </w:r>
       <w:r>
-        <w:t xml:space="preserve"> en total. Se tomó el período trimestre IV del 2017 al trimestre IV de 2025, de modo que las cifras que se observan en el cuerpo del texto son promedios del período, salvo mención contraria. A pesar de ser promedios, se constató que los mismos son representativos de todo el período, es decir, son cifras estables. </w:t>
+        <w:t xml:space="preserve"> en total. </w:t>
+      </w:r>
+      <w:r>
+        <w:t xml:space="preserve">Los datos corresponden al período que va del </w:t>
+      </w:r>
+      <w:r>
+        <w:t xml:space="preserve">trimestre I de 2017 al trimestre IV de 2025, de modo que las cifras que se observan </w:t>
+      </w:r>
+      <w:r>
+        <w:t xml:space="preserve">a continuación </w:t>
+      </w:r>
+      <w:r>
+        <w:t xml:space="preserve">son promedios del período, salvo mención contraria. A pesar de ser promedios, se constató que los mismos son representativos de todo el período, es decir, son cifras estables. </w:t>
       </w:r>
     </w:p>
     <w:p>
@@ -447,129 +464,567 @@
         <w:t xml:space="preserve"> </w:t>
       </w:r>
       <w:r>
-        <w:t>por el principio. La familia tipo supone, antes que nada, que hay dos adultos en el hogar. Eso ya deja afuera a casi la mitad del país: según los datos de la EPH, el </w:t>
-      </w:r>
-      <w:r>
-        <w:rPr>
-          <w:b/>
-          <w:bCs/>
-        </w:rPr>
-        <w:t>56,6% de los hogares son biparentales</w:t>
-      </w:r>
-      <w:r>
-        <w:rPr>
-          <w:rStyle w:val="Refdenotaalpie"/>
-          <w:b/>
-          <w:bCs/>
-        </w:rPr>
-        <w:footnoteReference w:id="1"/>
-      </w:r>
-      <w:r>
+        <w:t>por el principio. La familia tipo supone</w:t>
+      </w:r>
+      <w:r>
+        <w:t xml:space="preserve">, en primera instancia, que el hogar lo integran cuatro personas. Este primer filtro deja afuera a un total de 81,4% hogares. Relajando un poco esta caracterización, yendo hacia escenarios de tres y cinco integrantes, la proporción de hogares que se excluyen cae a 52,1%. En otras palabras, una caracterización relajada </w:t>
+      </w:r>
+      <w:r>
+        <w:t xml:space="preserve">incluye al 47,9%, mientras que una versión estricta de cuatro miembros sólo al 18,6%. Esta información se resume en la Figura </w:t>
+      </w:r>
+      <w:r>
+        <w:t>2</w:t>
+      </w:r>
+      <w:r>
+        <w:t>, panel A.</w:t>
+      </w:r>
+    </w:p>
+    <w:p>
+      <w:pPr>
+        <w:jc w:val="both"/>
+      </w:pPr>
+      <w:r>
+        <w:t>Otro primer filtro que caracteriza a una familia tipo es la cantidad de hogares que presentan dos adultos</w:t>
+      </w:r>
+      <w:r>
+        <w:t>, en particular, un varón y una mujer</w:t>
+      </w:r>
+      <w:r>
+        <w:t>.</w:t>
+      </w:r>
+      <w:r>
+        <w:t xml:space="preserve"> Esta caracterización </w:t>
+      </w:r>
+      <w:r>
+        <w:t>deja afuera a casi la mitad del país</w:t>
+      </w:r>
+      <w:r>
+        <w:t xml:space="preserve">, en concreto, el </w:t>
+      </w:r>
+      <w:r>
+        <w:rPr>
+          <w:b/>
+          <w:bCs/>
+        </w:rPr>
+        <w:t xml:space="preserve">56,6% de los hogares </w:t>
+      </w:r>
+      <w:r>
+        <w:rPr>
+          <w:b/>
+          <w:bCs/>
+        </w:rPr>
+        <w:t xml:space="preserve">poseen </w:t>
+      </w:r>
+      <w:r>
+        <w:rPr>
+          <w:b/>
+          <w:bCs/>
+        </w:rPr>
+        <w:lastRenderedPageBreak/>
+        <w:t>dos adultos “no hijos”</w:t>
+      </w:r>
+      <w:r>
+        <w:t>, por lo que podríamos denominarlos hogares biparentales</w:t>
+      </w:r>
+      <w:r>
+        <w:t>.</w:t>
+      </w:r>
+      <w:r>
+        <w:t xml:space="preserve"> Esta información por su </w:t>
+      </w:r>
+      <w:proofErr w:type="gramStart"/>
+      <w:r>
+        <w:t>parte,</w:t>
+      </w:r>
+      <w:proofErr w:type="gramEnd"/>
+      <w:r>
+        <w:t xml:space="preserve"> se ilustra en el Panel B de la Figura 2.</w:t>
+      </w:r>
+    </w:p>
+    <w:p>
+      <w:pPr>
+        <w:jc w:val="both"/>
+        <w:rPr>
+          <w:b/>
+          <w:bCs/>
+        </w:rPr>
+      </w:pPr>
+      <w:r>
+        <w:rPr>
+          <w:b/>
+          <w:bCs/>
+        </w:rPr>
+        <w:t xml:space="preserve">Figura </w:t>
+      </w:r>
+      <w:r>
+        <w:rPr>
+          <w:b/>
+          <w:bCs/>
+        </w:rPr>
+        <w:t>2</w:t>
+      </w:r>
+      <w:r>
+        <w:rPr>
+          <w:b/>
+          <w:bCs/>
+        </w:rPr>
         <w:t xml:space="preserve">. </w:t>
       </w:r>
       <w:r>
-        <w:t xml:space="preserve">Asimismo, </w:t>
-      </w:r>
-      <w:r>
-        <w:t xml:space="preserve">entre los hogares biparentales, la distribución por cantidad de hijos es más pareja de lo que uno imaginaría: </w:t>
-      </w:r>
-      <w:r>
-        <w:t xml:space="preserve">en promedio, </w:t>
-      </w:r>
-      <w:r>
-        <w:t>casi el 30% no tiene hijos, el 25% tiene uno, cerca del 28% tiene dos y el resto tiene tres o más.</w:t>
-      </w:r>
-    </w:p>
-    <w:p>
-      <w:pPr>
-        <w:jc w:val="both"/>
-      </w:pPr>
-      <w:r>
-        <w:t xml:space="preserve">La </w:t>
-      </w:r>
-      <w:r>
-        <w:t>F</w:t>
-      </w:r>
-      <w:r>
-        <w:t>igura 1 i</w:t>
-      </w:r>
-      <w:r>
-        <w:t xml:space="preserve">lustra </w:t>
-      </w:r>
-      <w:r>
-        <w:t xml:space="preserve">el porcentaje de hogares de acuerdo a la cantidad de miembros, resaltando una primera condición que exige la familia tipo de cuatro miembros. En este sentido, sólo el </w:t>
-      </w:r>
-      <w:r>
-        <w:rPr>
-          <w:highlight w:val="yellow"/>
-        </w:rPr>
-        <w:t>18%</w:t>
-      </w:r>
-      <w:r>
-        <w:t xml:space="preserve"> de los hogares cumple esta primera condición. Por su </w:t>
-      </w:r>
-      <w:r>
-        <w:lastRenderedPageBreak/>
-        <w:t xml:space="preserve">parte, en la figura derecha se observa cómo ha evolucionado la participación de este tipo de hogares a lo largo del tiempo. Así, mientras que hogares biparentales de dos hijos representaban el </w:t>
-      </w:r>
-      <w:r>
-        <w:rPr>
-          <w:highlight w:val="yellow"/>
-        </w:rPr>
-        <w:t>17%</w:t>
-      </w:r>
-      <w:r>
-        <w:t xml:space="preserve"> durante el </w:t>
-      </w:r>
-      <w:r>
-        <w:t>primer trimestre de 2017</w:t>
-      </w:r>
-      <w:r>
-        <w:t xml:space="preserve">, a finales del período analizado, primer trimestre de 2025, la participación se ha elevado sólo </w:t>
-      </w:r>
-      <w:r>
-        <w:rPr>
-          <w:highlight w:val="yellow"/>
-        </w:rPr>
-        <w:t>2 puntos porcentuales</w:t>
-      </w:r>
-      <w:r>
-        <w:t xml:space="preserve"> (p.p.). En este sentido, si se nubla la vista, esta caracterización no se ha modificado sustancialmente. El período de pandemia agrega confusión más que información: el período anterior e inmediatamente posterior al mismo sigue un sendero similar.</w:t>
-      </w:r>
-    </w:p>
-    <w:p>
-      <w:pPr>
-        <w:jc w:val="both"/>
-        <w:rPr>
-          <w:b/>
-          <w:bCs/>
-        </w:rPr>
-      </w:pPr>
-      <w:r>
-        <w:rPr>
-          <w:b/>
-          <w:bCs/>
-        </w:rPr>
-        <w:t>Figura 1. Distribución de hogares biparentales según cantidad de hijos y distribución de hijos según edad del hijo.</w:t>
-      </w:r>
-      <w:r>
-        <w:rPr>
-          <w:b/>
-          <w:bCs/>
-        </w:rPr>
-        <w:t xml:space="preserve"> Promedio 2017-2025</w:t>
-      </w:r>
-    </w:p>
-    <w:p>
-      <w:pPr>
-        <w:jc w:val="both"/>
-      </w:pPr>
-      <w:r>
+        <w:rPr>
+          <w:b/>
+          <w:bCs/>
+        </w:rPr>
+        <w:t xml:space="preserve">Porcentaje </w:t>
+      </w:r>
+      <w:r>
+        <w:rPr>
+          <w:b/>
+          <w:bCs/>
+        </w:rPr>
+        <w:t xml:space="preserve">de hogares </w:t>
+      </w:r>
+      <w:proofErr w:type="gramStart"/>
+      <w:r>
+        <w:rPr>
+          <w:b/>
+          <w:bCs/>
+        </w:rPr>
+        <w:t>de acuerdo a</w:t>
+      </w:r>
+      <w:proofErr w:type="gramEnd"/>
+      <w:r>
+        <w:rPr>
+          <w:b/>
+          <w:bCs/>
+        </w:rPr>
+        <w:t xml:space="preserve"> la cantidad de miembros del hogar (A) y hogares </w:t>
+      </w:r>
+      <w:proofErr w:type="gramStart"/>
+      <w:r>
+        <w:rPr>
+          <w:b/>
+          <w:bCs/>
+        </w:rPr>
+        <w:t>de  dos</w:t>
+      </w:r>
+      <w:proofErr w:type="gramEnd"/>
+      <w:r>
+        <w:rPr>
+          <w:b/>
+          <w:bCs/>
+        </w:rPr>
+        <w:t xml:space="preserve"> </w:t>
+      </w:r>
+      <w:proofErr w:type="spellStart"/>
+      <w:r>
+        <w:rPr>
+          <w:b/>
+          <w:bCs/>
+        </w:rPr>
+        <w:t>aultos</w:t>
+      </w:r>
+      <w:proofErr w:type="spellEnd"/>
+      <w:r>
+        <w:rPr>
+          <w:b/>
+          <w:bCs/>
+        </w:rPr>
+        <w:t xml:space="preserve"> con distinto sexo </w:t>
+      </w:r>
+      <w:r>
+        <w:rPr>
+          <w:b/>
+          <w:bCs/>
+          <w:i/>
+          <w:iCs/>
+        </w:rPr>
+        <w:t>vs</w:t>
+      </w:r>
+      <w:r>
+        <w:rPr>
+          <w:b/>
+          <w:bCs/>
+        </w:rPr>
+        <w:t xml:space="preserve"> resto</w:t>
+      </w:r>
+      <w:r>
+        <w:rPr>
+          <w:b/>
+          <w:bCs/>
+        </w:rPr>
+        <w:t xml:space="preserve"> (B)</w:t>
+      </w:r>
+      <w:r>
+        <w:rPr>
+          <w:b/>
+          <w:bCs/>
+        </w:rPr>
+        <w:t>, p</w:t>
+      </w:r>
+      <w:r>
+        <w:rPr>
+          <w:b/>
+          <w:bCs/>
+        </w:rPr>
+        <w:t>romedio 2017-2025</w:t>
+      </w:r>
+    </w:p>
+    <w:tbl>
+      <w:tblPr>
+        <w:tblStyle w:val="Tablaconcuadrcula"/>
+        <w:tblW w:w="0" w:type="auto"/>
+        <w:tblLook w:val="04A0" w:firstRow="1" w:lastRow="0" w:firstColumn="1" w:lastColumn="0" w:noHBand="0" w:noVBand="1"/>
+      </w:tblPr>
+      <w:tblGrid>
+        <w:gridCol w:w="4311"/>
+        <w:gridCol w:w="4183"/>
+      </w:tblGrid>
+      <w:tr>
+        <w:tc>
+          <w:tcPr>
+            <w:tcW w:w="4247" w:type="dxa"/>
+          </w:tcPr>
+          <w:p>
+            <w:pPr>
+              <w:jc w:val="center"/>
+              <w:rPr>
+                <w:b/>
+                <w:bCs/>
+              </w:rPr>
+            </w:pPr>
+            <w:r>
+              <w:rPr>
+                <w:b/>
+                <w:bCs/>
+              </w:rPr>
+              <w:t>(A)</w:t>
+            </w:r>
+          </w:p>
+          <w:p>
+            <w:pPr>
+              <w:jc w:val="both"/>
+              <w:rPr>
+                <w:b/>
+                <w:bCs/>
+              </w:rPr>
+            </w:pPr>
+            <w:r>
+              <w:rPr>
+                <w:noProof/>
+              </w:rPr>
+              <w:drawing>
+                <wp:inline distT="0" distB="0" distL="0" distR="0" wp14:anchorId="706A44E1" wp14:editId="37E16905">
+                  <wp:extent cx="3225139" cy="1612570"/>
+                  <wp:effectExtent l="0" t="0" r="0" b="6985"/>
+                  <wp:docPr id="97401185" name="Imagen 1"/>
+                  <wp:cNvGraphicFramePr>
+                    <a:graphicFrameLocks xmlns:a="http://schemas.openxmlformats.org/drawingml/2006/main" noChangeAspect="1"/>
+                  </wp:cNvGraphicFramePr>
+                  <a:graphic xmlns:a="http://schemas.openxmlformats.org/drawingml/2006/main">
+                    <a:graphicData uri="http://schemas.openxmlformats.org/drawingml/2006/picture">
+                      <pic:pic xmlns:pic="http://schemas.openxmlformats.org/drawingml/2006/picture">
+                        <pic:nvPicPr>
+                          <pic:cNvPr id="0" name="Picture 1"/>
+                          <pic:cNvPicPr>
+                            <a:picLocks noChangeAspect="1" noChangeArrowheads="1"/>
+                          </pic:cNvPicPr>
+                        </pic:nvPicPr>
+                        <pic:blipFill>
+                          <a:blip r:embed="rId8" cstate="print">
+                            <a:extLst>
+                              <a:ext uri="{28A0092B-C50C-407E-A947-70E740481C1C}">
+                                <a14:useLocalDpi xmlns:a14="http://schemas.microsoft.com/office/drawing/2010/main" val="0"/>
+                              </a:ext>
+                            </a:extLst>
+                          </a:blip>
+                          <a:srcRect/>
+                          <a:stretch>
+                            <a:fillRect/>
+                          </a:stretch>
+                        </pic:blipFill>
+                        <pic:spPr bwMode="auto">
+                          <a:xfrm>
+                            <a:off x="0" y="0"/>
+                            <a:ext cx="3237525" cy="1618763"/>
+                          </a:xfrm>
+                          <a:prstGeom prst="rect">
+                            <a:avLst/>
+                          </a:prstGeom>
+                          <a:noFill/>
+                          <a:ln>
+                            <a:noFill/>
+                          </a:ln>
+                        </pic:spPr>
+                      </pic:pic>
+                    </a:graphicData>
+                  </a:graphic>
+                </wp:inline>
+              </w:drawing>
+            </w:r>
+          </w:p>
+        </w:tc>
+        <w:tc>
+          <w:tcPr>
+            <w:tcW w:w="4247" w:type="dxa"/>
+          </w:tcPr>
+          <w:p>
+            <w:pPr>
+              <w:jc w:val="center"/>
+              <w:rPr>
+                <w:b/>
+                <w:bCs/>
+              </w:rPr>
+            </w:pPr>
+            <w:r>
+              <w:rPr>
+                <w:b/>
+                <w:bCs/>
+              </w:rPr>
+              <w:t>(B)</w:t>
+            </w:r>
+          </w:p>
+          <w:p>
+            <w:pPr>
+              <w:jc w:val="both"/>
+              <w:rPr>
+                <w:b/>
+                <w:bCs/>
+              </w:rPr>
+            </w:pPr>
+            <w:r>
+              <w:rPr>
+                <w:b/>
+                <w:bCs/>
+                <w:noProof/>
+              </w:rPr>
+              <w:drawing>
+                <wp:inline distT="0" distB="0" distL="0" distR="0" wp14:anchorId="5D86B344" wp14:editId="1398185D">
+                  <wp:extent cx="3118677" cy="1258215"/>
+                  <wp:effectExtent l="0" t="0" r="5715" b="0"/>
+                  <wp:docPr id="815452223" name="Imagen 2"/>
+                  <wp:cNvGraphicFramePr>
+                    <a:graphicFrameLocks xmlns:a="http://schemas.openxmlformats.org/drawingml/2006/main" noChangeAspect="1"/>
+                  </wp:cNvGraphicFramePr>
+                  <a:graphic xmlns:a="http://schemas.openxmlformats.org/drawingml/2006/main">
+                    <a:graphicData uri="http://schemas.openxmlformats.org/drawingml/2006/picture">
+                      <pic:pic xmlns:pic="http://schemas.openxmlformats.org/drawingml/2006/picture">
+                        <pic:nvPicPr>
+                          <pic:cNvPr id="0" name="Picture 2"/>
+                          <pic:cNvPicPr>
+                            <a:picLocks noChangeAspect="1" noChangeArrowheads="1"/>
+                          </pic:cNvPicPr>
+                        </pic:nvPicPr>
+                        <pic:blipFill>
+                          <a:blip r:embed="rId9" cstate="print">
+                            <a:extLst>
+                              <a:ext uri="{28A0092B-C50C-407E-A947-70E740481C1C}">
+                                <a14:useLocalDpi xmlns:a14="http://schemas.microsoft.com/office/drawing/2010/main" val="0"/>
+                              </a:ext>
+                            </a:extLst>
+                          </a:blip>
+                          <a:srcRect/>
+                          <a:stretch>
+                            <a:fillRect/>
+                          </a:stretch>
+                        </pic:blipFill>
+                        <pic:spPr bwMode="auto">
+                          <a:xfrm>
+                            <a:off x="0" y="0"/>
+                            <a:ext cx="3166697" cy="1277588"/>
+                          </a:xfrm>
+                          <a:prstGeom prst="rect">
+                            <a:avLst/>
+                          </a:prstGeom>
+                          <a:noFill/>
+                        </pic:spPr>
+                      </pic:pic>
+                    </a:graphicData>
+                  </a:graphic>
+                </wp:inline>
+              </w:drawing>
+            </w:r>
+          </w:p>
+          <w:p>
+            <w:pPr>
+              <w:jc w:val="both"/>
+              <w:rPr>
+                <w:b/>
+                <w:bCs/>
+              </w:rPr>
+            </w:pPr>
+          </w:p>
+        </w:tc>
+      </w:tr>
+    </w:tbl>
+    <w:p>
+      <w:pPr>
+        <w:jc w:val="both"/>
+      </w:pPr>
+    </w:p>
+    <w:p>
+      <w:pPr>
+        <w:jc w:val="both"/>
+      </w:pPr>
+      <w:r>
+        <w:t xml:space="preserve">Asumiendo esta definición, dentro de este tipo de hogares, el </w:t>
+      </w:r>
+      <w:r>
+        <w:t>29,9</w:t>
+      </w:r>
+      <w:r>
+        <w:t>% de estos no tiene hijos</w:t>
+      </w:r>
+      <w:r>
+        <w:t>. Por otro lado,</w:t>
+      </w:r>
+      <w:r>
+        <w:t xml:space="preserve"> 25</w:t>
+      </w:r>
+      <w:r>
+        <w:t>,4</w:t>
+      </w:r>
+      <w:r>
+        <w:t xml:space="preserve">% </w:t>
+      </w:r>
+      <w:r>
+        <w:t xml:space="preserve">de los hogares biparentales </w:t>
+      </w:r>
+      <w:r>
+        <w:t>tiene un</w:t>
+      </w:r>
+      <w:r>
+        <w:t xml:space="preserve"> hijo</w:t>
+      </w:r>
+      <w:r>
+        <w:t xml:space="preserve">, </w:t>
+      </w:r>
+      <w:r>
+        <w:t xml:space="preserve">el </w:t>
+      </w:r>
+      <w:r>
+        <w:t>2</w:t>
+      </w:r>
+      <w:r>
+        <w:t>7,3</w:t>
+      </w:r>
+      <w:r>
+        <w:t xml:space="preserve">% tiene dos y el resto </w:t>
+      </w:r>
+      <w:r>
+        <w:t xml:space="preserve">(17,4%) </w:t>
+      </w:r>
+      <w:r>
+        <w:t>tiene tres o más</w:t>
+      </w:r>
+      <w:r>
+        <w:t>, cualquiera sea el sexo de estos. Nuevamente, la caracterización que realiza INDEC “exige” que sea un hijo de cada sexo. Por tal motivo, del total de hogares con dos adultos con dos hijos, el 51,7% corresponde a un hogar con un hijo y una hija.</w:t>
+      </w:r>
+    </w:p>
+    <w:p>
+      <w:pPr>
+        <w:jc w:val="both"/>
+      </w:pPr>
+      <w:r>
+        <w:t xml:space="preserve">De esta manera, </w:t>
+      </w:r>
+      <w:r>
+        <w:t>a partir del cruce de estas dos primeras variables, se llega a un primer acercamiento al hogar tipo</w:t>
+      </w:r>
+      <w:r>
+        <w:t>: el promedio de hogares con dos adultos (hombre y mujer) con dos hijos (</w:t>
+      </w:r>
+      <w:r>
+        <w:t>sin especificar</w:t>
+      </w:r>
+      <w:r>
+        <w:t xml:space="preserve">) </w:t>
+      </w:r>
+      <w:r>
+        <w:t xml:space="preserve">es del 27,3%, mientras que cuando se especifica por hijo de cada sexo, sólo </w:t>
+      </w:r>
+      <w:proofErr w:type="spellStart"/>
+      <w:r>
+        <w:t>el</w:t>
+      </w:r>
+      <w:proofErr w:type="spellEnd"/>
+      <w:r>
+        <w:t xml:space="preserve"> </w:t>
+      </w:r>
+      <w:r>
+        <w:t>14,1%</w:t>
+      </w:r>
+      <w:r>
+        <w:t xml:space="preserve"> de los hogares en Argentina cumple el requisito.</w:t>
+      </w:r>
+      <w:r>
+        <w:t xml:space="preserve"> En la figura siguiente se observa como ha evolucionado esta caracterización a lo largo de la última década.</w:t>
+      </w:r>
+    </w:p>
+    <w:p>
+      <w:pPr>
+        <w:jc w:val="both"/>
+        <w:rPr>
+          <w:b/>
+          <w:bCs/>
+        </w:rPr>
+      </w:pPr>
+      <w:r>
+        <w:rPr>
+          <w:b/>
+          <w:bCs/>
+        </w:rPr>
+        <w:t xml:space="preserve">Figura </w:t>
+      </w:r>
+      <w:r>
+        <w:rPr>
+          <w:b/>
+          <w:bCs/>
+        </w:rPr>
+        <w:t>3</w:t>
+      </w:r>
+      <w:r>
+        <w:rPr>
+          <w:b/>
+          <w:bCs/>
+        </w:rPr>
+        <w:t xml:space="preserve">. </w:t>
+      </w:r>
+      <w:r>
+        <w:rPr>
+          <w:b/>
+          <w:bCs/>
+        </w:rPr>
+        <w:t xml:space="preserve">Evolución de la proporción de </w:t>
+      </w:r>
+      <w:r>
+        <w:rPr>
+          <w:b/>
+          <w:bCs/>
+        </w:rPr>
+        <w:t xml:space="preserve">hogares biparentales </w:t>
+      </w:r>
+      <w:r>
+        <w:rPr>
+          <w:b/>
+          <w:bCs/>
+        </w:rPr>
+        <w:t>con un hijo y una hija</w:t>
+      </w:r>
+    </w:p>
+    <w:p>
+      <w:pPr>
+        <w:jc w:val="both"/>
+      </w:pPr>
+      <w:r>
+        <w:rPr>
+          <w:noProof/>
+        </w:rPr>
         <w:drawing>
-          <wp:inline distT="0" distB="0" distL="0" distR="0" wp14:anchorId="2AE3149E" wp14:editId="73A5FFBD">
-            <wp:extent cx="5400040" cy="2700020"/>
-            <wp:effectExtent l="0" t="0" r="0" b="5080"/>
-            <wp:docPr id="1208142579" name="Imagen 17"/>
+          <wp:inline distT="0" distB="0" distL="0" distR="0" wp14:anchorId="0CB1A4C4" wp14:editId="3A214486">
+            <wp:extent cx="5846293" cy="2358659"/>
+            <wp:effectExtent l="0" t="0" r="2540" b="3810"/>
+            <wp:docPr id="470750462" name="Imagen 7"/>
             <wp:cNvGraphicFramePr>
               <a:graphicFrameLocks xmlns:a="http://schemas.openxmlformats.org/drawingml/2006/main" noChangeAspect="1"/>
             </wp:cNvGraphicFramePr>
@@ -577,137 +1032,7 @@
               <a:graphicData uri="http://schemas.openxmlformats.org/drawingml/2006/picture">
                 <pic:pic xmlns:pic="http://schemas.openxmlformats.org/drawingml/2006/picture">
                   <pic:nvPicPr>
-                    <pic:cNvPr id="0" name="Picture 47"/>
-                    <pic:cNvPicPr>
-                      <a:picLocks noChangeAspect="1" noChangeArrowheads="1"/>
-                    </pic:cNvPicPr>
-                  </pic:nvPicPr>
-                  <pic:blipFill>
-                    <a:blip r:embed="rId8">
-                      <a:extLst>
-                        <a:ext uri="{28A0092B-C50C-407E-A947-70E740481C1C}">
-                          <a14:useLocalDpi xmlns:a14="http://schemas.microsoft.com/office/drawing/2010/main" val="0"/>
-                        </a:ext>
-                      </a:extLst>
-                    </a:blip>
-                    <a:srcRect/>
-                    <a:stretch>
-                      <a:fillRect/>
-                    </a:stretch>
-                  </pic:blipFill>
-                  <pic:spPr bwMode="auto">
-                    <a:xfrm>
-                      <a:off x="0" y="0"/>
-                      <a:ext cx="5400040" cy="2700020"/>
-                    </a:xfrm>
-                    <a:prstGeom prst="rect">
-                      <a:avLst/>
-                    </a:prstGeom>
-                    <a:noFill/>
-                    <a:ln>
-                      <a:noFill/>
-                    </a:ln>
-                  </pic:spPr>
-                </pic:pic>
-              </a:graphicData>
-            </a:graphic>
-          </wp:inline>
-        </w:drawing>
-      </w:r>
-      <w:r>
-        <w:drawing>
-          <wp:inline distT="0" distB="0" distL="0" distR="0" wp14:anchorId="649AC1F2" wp14:editId="0400C398">
-            <wp:extent cx="5400040" cy="2700020"/>
-            <wp:effectExtent l="0" t="0" r="0" b="5080"/>
-            <wp:docPr id="1375059535" name="Imagen 16"/>
-            <wp:cNvGraphicFramePr>
-              <a:graphicFrameLocks xmlns:a="http://schemas.openxmlformats.org/drawingml/2006/main" noChangeAspect="1"/>
-            </wp:cNvGraphicFramePr>
-            <a:graphic xmlns:a="http://schemas.openxmlformats.org/drawingml/2006/main">
-              <a:graphicData uri="http://schemas.openxmlformats.org/drawingml/2006/picture">
-                <pic:pic xmlns:pic="http://schemas.openxmlformats.org/drawingml/2006/picture">
-                  <pic:nvPicPr>
-                    <pic:cNvPr id="0" name="Picture 48"/>
-                    <pic:cNvPicPr>
-                      <a:picLocks noChangeAspect="1" noChangeArrowheads="1"/>
-                    </pic:cNvPicPr>
-                  </pic:nvPicPr>
-                  <pic:blipFill>
-                    <a:blip r:embed="rId9">
-                      <a:extLst>
-                        <a:ext uri="{28A0092B-C50C-407E-A947-70E740481C1C}">
-                          <a14:useLocalDpi xmlns:a14="http://schemas.microsoft.com/office/drawing/2010/main" val="0"/>
-                        </a:ext>
-                      </a:extLst>
-                    </a:blip>
-                    <a:srcRect/>
-                    <a:stretch>
-                      <a:fillRect/>
-                    </a:stretch>
-                  </pic:blipFill>
-                  <pic:spPr bwMode="auto">
-                    <a:xfrm>
-                      <a:off x="0" y="0"/>
-                      <a:ext cx="5400040" cy="2700020"/>
-                    </a:xfrm>
-                    <a:prstGeom prst="rect">
-                      <a:avLst/>
-                    </a:prstGeom>
-                    <a:noFill/>
-                    <a:ln>
-                      <a:noFill/>
-                    </a:ln>
-                  </pic:spPr>
-                </pic:pic>
-              </a:graphicData>
-            </a:graphic>
-          </wp:inline>
-        </w:drawing>
-      </w:r>
-    </w:p>
-    <w:p>
-      <w:pPr>
-        <w:jc w:val="both"/>
-      </w:pPr>
-      <w:r>
-        <w:t>Fuente: elaboración propia en base a EPH-INDEC.</w:t>
-      </w:r>
-    </w:p>
-    <w:p>
-      <w:pPr>
-        <w:jc w:val="both"/>
-        <w:rPr>
-          <w:b/>
-          <w:bCs/>
-        </w:rPr>
-      </w:pPr>
-      <w:r>
-        <w:rPr>
-          <w:b/>
-          <w:bCs/>
-        </w:rPr>
-        <w:t>Figura 2. El embudo hacia la familia tipo: participación en el total de hogares según criterios acumulados.</w:t>
-      </w:r>
-    </w:p>
-    <w:p>
-      <w:pPr>
-        <w:jc w:val="both"/>
-      </w:pPr>
-      <w:r>
-        <w:lastRenderedPageBreak/>
-        <w:drawing>
-          <wp:inline distT="0" distB="0" distL="0" distR="0" wp14:anchorId="200F44DF" wp14:editId="506552A8">
-            <wp:extent cx="5400040" cy="2700020"/>
-            <wp:effectExtent l="0" t="0" r="0" b="5080"/>
-            <wp:docPr id="1403796059" name="Imagen 15"/>
-            <wp:cNvGraphicFramePr>
-              <a:graphicFrameLocks xmlns:a="http://schemas.openxmlformats.org/drawingml/2006/main" noChangeAspect="1"/>
-            </wp:cNvGraphicFramePr>
-            <a:graphic xmlns:a="http://schemas.openxmlformats.org/drawingml/2006/main">
-              <a:graphicData uri="http://schemas.openxmlformats.org/drawingml/2006/picture">
-                <pic:pic xmlns:pic="http://schemas.openxmlformats.org/drawingml/2006/picture">
-                  <pic:nvPicPr>
-                    <pic:cNvPr id="0" name="Picture 49"/>
+                    <pic:cNvPr id="0" name="Picture 4"/>
                     <pic:cNvPicPr>
                       <a:picLocks noChangeAspect="1" noChangeArrowheads="1"/>
                     </pic:cNvPicPr>
@@ -728,15 +1053,12 @@
                   <pic:spPr bwMode="auto">
                     <a:xfrm>
                       <a:off x="0" y="0"/>
-                      <a:ext cx="5400040" cy="2700020"/>
+                      <a:ext cx="5854288" cy="2361884"/>
                     </a:xfrm>
                     <a:prstGeom prst="rect">
                       <a:avLst/>
                     </a:prstGeom>
                     <a:noFill/>
-                    <a:ln>
-                      <a:noFill/>
-                    </a:ln>
                   </pic:spPr>
                 </pic:pic>
               </a:graphicData>
@@ -748,83 +1070,81 @@
     <w:p>
       <w:pPr>
         <w:jc w:val="both"/>
-      </w:pPr>
-      <w:r>
-        <w:t>Fuente: elaboración propia en base a EPH-INDEC.</w:t>
-      </w:r>
-    </w:p>
-    <w:p>
-      <w:pPr>
-        <w:jc w:val="both"/>
-      </w:pPr>
-      <w:r>
-        <w:t xml:space="preserve">Luego de conocer </w:t>
-      </w:r>
-      <w:r>
-        <w:t>cuántos</w:t>
-      </w:r>
-      <w:r>
-        <w:t xml:space="preserve"> hogares en Argentina son biparentales (56,6%) y cuántos de estos tienen dos o más hijos (28%), continuamos acercándonos a la familia tipo indagando en la edad de estos dos hijos. A decir verdad esta variable </w:t>
-      </w:r>
-      <w:r>
-        <w:t>tampoco concentra el peso donde uno esperaría. El pico de representación está entre los 8 y los 12 años —justo donde la familia tipo los ubica—, pero la distribución es bastante plana entre los 5 y los 17 años. Los hijos en edad escolar no son una rareza, pero tampoco dominan de manera abrumadora el panorama.</w:t>
-      </w:r>
-    </w:p>
-    <w:p>
-      <w:pPr>
-        <w:jc w:val="both"/>
-      </w:pPr>
-      <w:r>
-        <w:t>Entre los hogares de cuatro integrantes, la gran mayoría incluye una pareja: el 82% tiene cónyuge presente. La distribución etaria de los progenitores muestra que, en hogares biparentales, el </w:t>
-      </w:r>
-      <w:r>
-        <w:rPr>
-          <w:b/>
-          <w:bCs/>
-        </w:rPr>
-        <w:t>31,7% de los progenitores tiene menos de 35 años</w:t>
-      </w:r>
-      <w:r>
-        <w:t> —el umbral que usa el INDEC para el varón de referencia—. En hogares monoparentales del mismo tamaño, esa proporción cae al 21,1%.</w:t>
-      </w:r>
-    </w:p>
-    <w:p>
-      <w:pPr>
-        <w:jc w:val="both"/>
-      </w:pPr>
-    </w:p>
-    <w:p>
-      <w:pPr>
-        <w:jc w:val="both"/>
-      </w:pPr>
-    </w:p>
-    <w:p>
-      <w:pPr>
-        <w:jc w:val="both"/>
-        <w:rPr>
-          <w:b/>
-          <w:bCs/>
-        </w:rPr>
-      </w:pPr>
-      <w:r>
-        <w:rPr>
-          <w:b/>
-          <w:bCs/>
-        </w:rPr>
-        <w:t>Figura 3. Perfil de los hogares biparentales con 2 hijos: participación según criterios adicionales.</w:t>
-      </w:r>
-    </w:p>
-    <w:p>
-      <w:pPr>
-        <w:jc w:val="both"/>
+        <w:rPr>
+          <w:rFonts w:ascii="Arial" w:hAnsi="Arial" w:cs="Arial"/>
+        </w:rPr>
       </w:pPr>
       <w:r>
         <w:lastRenderedPageBreak/>
+        <w:t xml:space="preserve">La siguiente caracterización </w:t>
+      </w:r>
+      <w:r>
+        <w:t xml:space="preserve">refiere a la edad. Un hogar tipo posee adultos con edades de 35 y 31 para hombre y mujer, respectivamente. No obstante, </w:t>
+      </w:r>
+      <w:proofErr w:type="gramStart"/>
+      <w:r>
+        <w:t>de acuerdo a</w:t>
+      </w:r>
+      <w:proofErr w:type="gramEnd"/>
+      <w:r>
+        <w:t xml:space="preserve"> INDEC, en el 27,2% de los hogares biparentales con al menos un hijo se encuentra una mujer ni siquiera con 31 </w:t>
+      </w:r>
+      <w:proofErr w:type="gramStart"/>
+      <w:r>
+        <w:t>años de edad</w:t>
+      </w:r>
+      <w:proofErr w:type="gramEnd"/>
+      <w:r>
+        <w:t xml:space="preserve">, sino con una que posee un rango entre 26 y 36 años </w:t>
+      </w:r>
+      <w:r>
+        <w:rPr>
+          <w:rFonts w:ascii="Arial" w:hAnsi="Arial" w:cs="Arial"/>
+        </w:rPr>
+        <w:t>(la edad objetivo +- 5 años). Por su parte, en el caso del hombre, el 29,6% cumple con su caracterización. Por último, debido a que puede ocurrir que dentro de un hogar se halle una mujer con edad objetivo y un hombre con edad no objetivo, se encuentra el caso donde en el mismo hogar se encuentren ambas personas con edades objetivo, correspondiendo al 18,8% de los hogares.</w:t>
+      </w:r>
+    </w:p>
+    <w:p>
+      <w:pPr>
+        <w:jc w:val="both"/>
+      </w:pPr>
+    </w:p>
+    <w:p>
+      <w:pPr>
+        <w:jc w:val="both"/>
+        <w:rPr>
+          <w:b/>
+          <w:bCs/>
+        </w:rPr>
+      </w:pPr>
+      <w:r>
+        <w:rPr>
+          <w:b/>
+          <w:bCs/>
+        </w:rPr>
+        <w:t xml:space="preserve">Figura 3. Perfil de los hogares biparentales </w:t>
+      </w:r>
+      <w:r>
+        <w:rPr>
+          <w:b/>
+          <w:bCs/>
+        </w:rPr>
+        <w:t>por edad</w:t>
+      </w:r>
+    </w:p>
+    <w:p>
+      <w:pPr>
+        <w:jc w:val="both"/>
+      </w:pPr>
+      <w:r>
+        <w:rPr>
+          <w:noProof/>
+        </w:rPr>
         <w:drawing>
-          <wp:inline distT="0" distB="0" distL="0" distR="0" wp14:anchorId="04D1DE54" wp14:editId="2BCCD62C">
-            <wp:extent cx="4286250" cy="2857500"/>
+          <wp:inline distT="0" distB="0" distL="0" distR="0" wp14:anchorId="6E30676A" wp14:editId="51FC3B94">
+            <wp:extent cx="5780456" cy="2332097"/>
             <wp:effectExtent l="0" t="0" r="0" b="0"/>
-            <wp:docPr id="2131886843" name="Imagen 14"/>
+            <wp:docPr id="954888430" name="Imagen 11"/>
             <wp:cNvGraphicFramePr>
               <a:graphicFrameLocks xmlns:a="http://schemas.openxmlformats.org/drawingml/2006/main" noChangeAspect="1"/>
             </wp:cNvGraphicFramePr>
@@ -832,7 +1152,7 @@
               <a:graphicData uri="http://schemas.openxmlformats.org/drawingml/2006/picture">
                 <pic:pic xmlns:pic="http://schemas.openxmlformats.org/drawingml/2006/picture">
                   <pic:nvPicPr>
-                    <pic:cNvPr id="0" name="Picture 50"/>
+                    <pic:cNvPr id="0" name="Picture 6"/>
                     <pic:cNvPicPr>
                       <a:picLocks noChangeAspect="1" noChangeArrowheads="1"/>
                     </pic:cNvPicPr>
@@ -853,15 +1173,12 @@
                   <pic:spPr bwMode="auto">
                     <a:xfrm>
                       <a:off x="0" y="0"/>
-                      <a:ext cx="4286250" cy="2857500"/>
+                      <a:ext cx="5799007" cy="2339581"/>
                     </a:xfrm>
                     <a:prstGeom prst="rect">
                       <a:avLst/>
                     </a:prstGeom>
                     <a:noFill/>
-                    <a:ln>
-                      <a:noFill/>
-                    </a:ln>
                   </pic:spPr>
                 </pic:pic>
               </a:graphicData>
@@ -882,7 +1199,58 @@
       <w:pPr>
         <w:jc w:val="both"/>
       </w:pPr>
-      <w:r>
+    </w:p>
+    <w:p>
+      <w:pPr>
+        <w:jc w:val="both"/>
+      </w:pPr>
+      <w:r>
+        <w:t xml:space="preserve">actuales es la edad. De acuerdo con </w:t>
+      </w:r>
+      <w:r>
+        <w:t xml:space="preserve">continuamos acercándonos a la familia tipo indagando en la edad de estos dos hijos. A decir </w:t>
+      </w:r>
+      <w:proofErr w:type="gramStart"/>
+      <w:r>
+        <w:t>verdad</w:t>
+      </w:r>
+      <w:proofErr w:type="gramEnd"/>
+      <w:r>
+        <w:t xml:space="preserve"> esta variable </w:t>
+      </w:r>
+      <w:r>
+        <w:t>tampoco concentra el peso donde uno esperaría. El pico de representación está entre los 8 y los 12 años —justo donde la familia tipo los ubica—, pero la distribución es bastante plana entre los 5 y los 17 años. Los hijos en edad escolar no son una rareza, pero tampoco dominan de manera abrumadora el panorama.</w:t>
+      </w:r>
+    </w:p>
+    <w:p>
+      <w:pPr>
+        <w:jc w:val="both"/>
+      </w:pPr>
+      <w:r>
+        <w:t>Entre los hogares de cuatro integrantes, la gran mayoría incluye una pareja: el 82% tiene cónyuge presente. La distribución etaria de los progenitores muestra que, en hogares biparentales, el </w:t>
+      </w:r>
+      <w:r>
+        <w:rPr>
+          <w:b/>
+          <w:bCs/>
+        </w:rPr>
+        <w:t>31,7% de los progenitores tiene menos de 35 años</w:t>
+      </w:r>
+      <w:r>
+        <w:t> —el umbral que usa el INDEC para el varón de referencia—. En hogares monoparentales del mismo tamaño, esa proporción cae al 21,1%.</w:t>
+      </w:r>
+    </w:p>
+    <w:p>
+      <w:pPr>
+        <w:jc w:val="both"/>
+      </w:pPr>
+    </w:p>
+    <w:p>
+      <w:pPr>
+        <w:jc w:val="both"/>
+      </w:pPr>
+      <w:r>
+        <w:lastRenderedPageBreak/>
         <w:t>Incluso si tomamos solo el subconjunto de hogares biparentales con dos hijos —que ya representa apenas el 13,9% del total—, la restricción de las edades de los progenitores deja al 21,6% con un varón entre 30 y 40 años y al 13,5% con una mujer entre 26 y 36 años. Sumar además la condición de que los hijos estén en edades similares a las del modelo INDEC lleva ese número al </w:t>
       </w:r>
       <w:r>
@@ -917,7 +1285,9 @@
         <w:jc w:val="both"/>
       </w:pPr>
       <w:r>
-        <w:lastRenderedPageBreak/>
+        <w:rPr>
+          <w:noProof/>
+        </w:rPr>
         <w:drawing>
           <wp:inline distT="0" distB="0" distL="0" distR="0" wp14:anchorId="024B02A7" wp14:editId="223E9507">
             <wp:extent cx="5400040" cy="2700020"/>
@@ -968,6 +1338,9 @@
         </w:drawing>
       </w:r>
       <w:r>
+        <w:rPr>
+          <w:noProof/>
+        </w:rPr>
         <w:drawing>
           <wp:inline distT="0" distB="0" distL="0" distR="0" wp14:anchorId="12B174BF" wp14:editId="6D4E7218">
             <wp:extent cx="5400040" cy="2700020"/>
@@ -1041,7 +1414,11 @@
         <w:t>18-19% del total</w:t>
       </w:r>
       <w:r>
-        <w:t>, con una variación trimestral estable a lo largo de los últimos años —con algunos picos en 2020 y 2021 asociados a los cambios en la convivencia durante la pandemia—. Eso significa que la estructura de cuatro integrantes es una entre varias opciones posibles: hay casi tantos hogares de dos personas como de cuatro, y los unipersonales no se quedan muy atrás.</w:t>
+        <w:t xml:space="preserve">, con una variación trimestral estable a lo largo de los últimos años —con algunos picos en 2020 y 2021 asociados a los cambios en la convivencia durante la pandemia—. Eso significa que la estructura de cuatro integrantes es una entre varias opciones </w:t>
+      </w:r>
+      <w:r>
+        <w:lastRenderedPageBreak/>
+        <w:t>posibles: hay casi tantos hogares de dos personas como de cuatro, y los unipersonales no se quedan muy atrás.</w:t>
       </w:r>
     </w:p>
     <w:p>
@@ -1065,7 +1442,9 @@
         <w:jc w:val="both"/>
       </w:pPr>
       <w:r>
-        <w:lastRenderedPageBreak/>
+        <w:rPr>
+          <w:noProof/>
+        </w:rPr>
         <w:drawing>
           <wp:inline distT="0" distB="0" distL="0" distR="0" wp14:anchorId="3CD88015" wp14:editId="5BB2E0C3">
             <wp:extent cx="5400040" cy="2700020"/>
@@ -1116,6 +1495,9 @@
         </w:drawing>
       </w:r>
       <w:r>
+        <w:rPr>
+          <w:noProof/>
+        </w:rPr>
         <w:drawing>
           <wp:inline distT="0" distB="0" distL="0" distR="0" wp14:anchorId="58B6750D" wp14:editId="4D4AC7E4">
             <wp:extent cx="5400040" cy="2700020"/>
@@ -1205,6 +1587,7 @@
           <w:b/>
           <w:bCs/>
         </w:rPr>
+        <w:lastRenderedPageBreak/>
         <w:t>Consideraciones finales</w:t>
       </w:r>
     </w:p>
@@ -1213,11 +1596,31 @@
         <w:jc w:val="both"/>
       </w:pPr>
       <w:r>
-        <w:t xml:space="preserve">Está claro que las medicioens promedio y niveles general buscan justamente representar una foto promedio de la situación. Sin embago, Por supuesto que ¿Qué concluyo de todo esto? No creo que la familia tipo sea un invento malicioso ni una negligencia estadística. Tiene una lógica: sirve para comparar el poder adquisitivo </w:t>
-      </w:r>
-      <w:r>
-        <w:lastRenderedPageBreak/>
-        <w:t>a lo largo del tiempo con un patrón fijo. El problema no es el dato en sí; el problema es cómo lo usamos. Cuando un sindicato dice que "una familia tipo necesita tantos pesos para vivir", está usando una abstracción demográfica como si fuera la experiencia vivida de la mayoría. Y no lo es. La mayoría de los hogares argentinos son más pequeños, más heterogéneos, más solos de lo que ese modelo sugiere.</w:t>
+        <w:t xml:space="preserve">Está claro que las </w:t>
+      </w:r>
+      <w:proofErr w:type="spellStart"/>
+      <w:r>
+        <w:t>medicioens</w:t>
+      </w:r>
+      <w:proofErr w:type="spellEnd"/>
+      <w:r>
+        <w:t xml:space="preserve"> promedio y </w:t>
+      </w:r>
+      <w:proofErr w:type="gramStart"/>
+      <w:r>
+        <w:t>niveles general</w:t>
+      </w:r>
+      <w:proofErr w:type="gramEnd"/>
+      <w:r>
+        <w:t xml:space="preserve"> buscan justamente representar una foto promedio de la situación. Sin </w:t>
+      </w:r>
+      <w:proofErr w:type="spellStart"/>
+      <w:r>
+        <w:t>embago</w:t>
+      </w:r>
+      <w:proofErr w:type="spellEnd"/>
+      <w:r>
+        <w:t>, Por supuesto que ¿Qué concluyo de todo esto? No creo que la familia tipo sea un invento malicioso ni una negligencia estadística. Tiene una lógica: sirve para comparar el poder adquisitivo a lo largo del tiempo con un patrón fijo. El problema no es el dato en sí; el problema es cómo lo usamos. Cuando un sindicato dice que "una familia tipo necesita tantos pesos para vivir", está usando una abstracción demográfica como si fuera la experiencia vivida de la mayoría. Y no lo es. La mayoría de los hogares argentinos son más pequeños, más heterogéneos, más solos de lo que ese modelo sugiere.</w:t>
       </w:r>
     </w:p>
     <w:p>
@@ -1287,22 +1690,6 @@
       </w:pPr>
       <w:r>
         <w:continuationSeparator/>
-      </w:r>
-    </w:p>
-  </w:footnote>
-  <w:footnote w:id="1">
-    <w:p>
-      <w:pPr>
-        <w:pStyle w:val="Textonotapie"/>
-      </w:pPr>
-      <w:r>
-        <w:rPr>
-          <w:rStyle w:val="Refdenotaalpie"/>
-        </w:rPr>
-        <w:footnoteRef/>
-      </w:r>
-      <w:r>
-        <w:t xml:space="preserve"> Promedio 2017-2025.</w:t>
       </w:r>
     </w:p>
   </w:footnote>
@@ -2264,6 +2651,25 @@
       <w:vertAlign w:val="superscript"/>
     </w:rPr>
   </w:style>
+  <w:style w:type="table" w:styleId="Tablaconcuadrcula">
+    <w:name w:val="Table Grid"/>
+    <w:basedOn w:val="Tablanormal"/>
+    <w:uiPriority w:val="39"/>
+    <w:rsid w:val="00F52977"/>
+    <w:pPr>
+      <w:spacing w:after="0" w:line="240" w:lineRule="auto"/>
+    </w:pPr>
+    <w:tblPr>
+      <w:tblBorders>
+        <w:top w:val="single" w:sz="4" w:space="0" w:color="auto"/>
+        <w:left w:val="single" w:sz="4" w:space="0" w:color="auto"/>
+        <w:bottom w:val="single" w:sz="4" w:space="0" w:color="auto"/>
+        <w:right w:val="single" w:sz="4" w:space="0" w:color="auto"/>
+        <w:insideH w:val="single" w:sz="4" w:space="0" w:color="auto"/>
+        <w:insideV w:val="single" w:sz="4" w:space="0" w:color="auto"/>
+      </w:tblBorders>
+    </w:tblPr>
+  </w:style>
 </w:styles>
 </file>
 

--- a/archivos/html_generators/2026_dis_a/Borrador.docx
+++ b/archivos/html_generators/2026_dis_a/Borrador.docx
@@ -926,10 +926,7 @@
         <w:jc w:val="both"/>
       </w:pPr>
       <w:r>
-        <w:t xml:space="preserve">De esta manera, </w:t>
-      </w:r>
-      <w:r>
-        <w:t>a partir del cruce de estas dos primeras variables, se llega a un primer acercamiento al hogar tipo</w:t>
+        <w:t>De esta manera, a partir del cruce de estas dos primeras variables, se llega a un primer acercamiento al hogar tipo</w:t>
       </w:r>
       <w:r>
         <w:t>: el promedio de hogares con dos adultos (hombre y mujer) con dos hijos (</w:t>
@@ -941,21 +938,7 @@
         <w:t xml:space="preserve">) </w:t>
       </w:r>
       <w:r>
-        <w:t xml:space="preserve">es del 27,3%, mientras que cuando se especifica por hijo de cada sexo, sólo </w:t>
-      </w:r>
-      <w:proofErr w:type="spellStart"/>
-      <w:r>
-        <w:t>el</w:t>
-      </w:r>
-      <w:proofErr w:type="spellEnd"/>
-      <w:r>
-        <w:t xml:space="preserve"> </w:t>
-      </w:r>
-      <w:r>
-        <w:t>14,1%</w:t>
-      </w:r>
-      <w:r>
-        <w:t xml:space="preserve"> de los hogares en Argentina cumple el requisito.</w:t>
+        <w:t>es del 27,3%, mientras que cuando se especifica por hijo de cada sexo, sólo el 14,1% de los hogares en Argentina cumple el requisito.</w:t>
       </w:r>
       <w:r>
         <w:t xml:space="preserve"> En la figura siguiente se observa como ha evolucionado esta caracterización a lo largo de la última década.</w:t>
@@ -1079,13 +1062,11 @@
         <w:t xml:space="preserve">La siguiente caracterización </w:t>
       </w:r>
       <w:r>
-        <w:t xml:space="preserve">refiere a la edad. Un hogar tipo posee adultos con edades de 35 y 31 para hombre y mujer, respectivamente. No obstante, </w:t>
-      </w:r>
-      <w:proofErr w:type="gramStart"/>
-      <w:r>
-        <w:t>de acuerdo a</w:t>
-      </w:r>
-      <w:proofErr w:type="gramEnd"/>
+        <w:t xml:space="preserve">refiere a la edad. Un hogar tipo posee adultos con edades de 35 y 31 para hombre y mujer, respectivamente. No obstante, de acuerdo </w:t>
+      </w:r>
+      <w:r>
+        <w:t>con</w:t>
+      </w:r>
       <w:r>
         <w:t xml:space="preserve"> INDEC, en el 27,2% de los hogares biparentales con al menos un hijo se encuentra una mujer ni siquiera con 31 </w:t>
       </w:r>
@@ -1199,51 +1180,34 @@
       <w:pPr>
         <w:jc w:val="both"/>
       </w:pPr>
-    </w:p>
-    <w:p>
-      <w:pPr>
-        <w:jc w:val="both"/>
-      </w:pPr>
-      <w:r>
-        <w:t xml:space="preserve">actuales es la edad. De acuerdo con </w:t>
-      </w:r>
-      <w:r>
-        <w:t xml:space="preserve">continuamos acercándonos a la familia tipo indagando en la edad de estos dos hijos. A decir </w:t>
+      <w:r>
+        <w:t xml:space="preserve">En el caso de la </w:t>
+      </w:r>
+      <w:proofErr w:type="spellStart"/>
+      <w:r>
+        <w:t>edadaes</w:t>
+      </w:r>
+      <w:proofErr w:type="spellEnd"/>
+      <w:r>
+        <w:t xml:space="preserve"> de los hijos, considerando </w:t>
+      </w:r>
+      <w:r>
+        <w:t xml:space="preserve">únicamente hogares en los que habitan dos adultos de distinto sexo (un varón y una mujer), </w:t>
+      </w:r>
+      <w:r>
+        <w:t xml:space="preserve">en el 30,4% de dichos hogares se encuentran hijas con edades objetivo, mientras </w:t>
       </w:r>
       <w:proofErr w:type="gramStart"/>
       <w:r>
-        <w:t>verdad</w:t>
+        <w:t>que</w:t>
       </w:r>
       <w:proofErr w:type="gramEnd"/>
       <w:r>
-        <w:t xml:space="preserve"> esta variable </w:t>
-      </w:r>
-      <w:r>
-        <w:t>tampoco concentra el peso donde uno esperaría. El pico de representación está entre los 8 y los 12 años —justo donde la familia tipo los ubica—, pero la distribución es bastante plana entre los 5 y los 17 años. Los hijos en edad escolar no son una rareza, pero tampoco dominan de manera abrumadora el panorama.</w:t>
-      </w:r>
-    </w:p>
-    <w:p>
-      <w:pPr>
-        <w:jc w:val="both"/>
-      </w:pPr>
-      <w:r>
-        <w:t>Entre los hogares de cuatro integrantes, la gran mayoría incluye una pareja: el 82% tiene cónyuge presente. La distribución etaria de los progenitores muestra que, en hogares biparentales, el </w:t>
-      </w:r>
-      <w:r>
-        <w:rPr>
-          <w:b/>
-          <w:bCs/>
-        </w:rPr>
-        <w:t>31,7% de los progenitores tiene menos de 35 años</w:t>
-      </w:r>
-      <w:r>
-        <w:t> —el umbral que usa el INDEC para el varón de referencia—. En hogares monoparentales del mismo tamaño, esa proporción cae al 21,1%.</w:t>
-      </w:r>
-    </w:p>
-    <w:p>
-      <w:pPr>
-        <w:jc w:val="both"/>
-      </w:pPr>
+        <w:t xml:space="preserve"> en el caso de hijos, la métrica cae a 27,6%. Sin embargo, cuando se evalúa la particularidad en que ambos hijos se encuentren en el hogar con la edad objetivo para constituir un hogar tipo, la participación cae al </w:t>
+      </w:r>
+      <w:r>
+        <w:t>6,6%.</w:t>
+      </w:r>
     </w:p>
     <w:p>
       <w:pPr>
@@ -1251,48 +1215,25 @@
       </w:pPr>
       <w:r>
         <w:lastRenderedPageBreak/>
-        <w:t>Incluso si tomamos solo el subconjunto de hogares biparentales con dos hijos —que ya representa apenas el 13,9% del total—, la restricción de las edades de los progenitores deja al 21,6% con un varón entre 30 y 40 años y al 13,5% con una mujer entre 26 y 36 años. Sumar además la condición de que los hijos estén en edades similares a las del modelo INDEC lleva ese número al </w:t>
-      </w:r>
-      <w:r>
-        <w:rPr>
-          <w:b/>
-          <w:bCs/>
-        </w:rPr>
-        <w:t>4,6%</w:t>
-      </w:r>
-      <w:r>
-        <w:t>. La especificidad del modelo no es un defecto metodológico; es una elección. Pero conviene saber cuántos hogares reales representa.</w:t>
-      </w:r>
-    </w:p>
-    <w:p>
-      <w:pPr>
-        <w:jc w:val="both"/>
-        <w:rPr>
-          <w:b/>
-          <w:bCs/>
-        </w:rPr>
-      </w:pPr>
-      <w:r>
-        <w:rPr>
-          <w:b/>
-          <w:bCs/>
-        </w:rPr>
-        <w:t>Figura 4. Distribución de hogares según cantidad de miembros y participación de hogares de 4 miembros en el tiempo.</w:t>
-      </w:r>
-    </w:p>
-    <w:p>
-      <w:pPr>
-        <w:jc w:val="both"/>
-      </w:pPr>
+        <w:t xml:space="preserve"> </w:t>
+      </w:r>
+      <w:proofErr w:type="spellStart"/>
+      <w:r>
+        <w:t>elc</w:t>
+      </w:r>
+      <w:proofErr w:type="spellEnd"/>
+      <w:r>
+        <w:t xml:space="preserve"> as</w:t>
+      </w:r>
       <w:r>
         <w:rPr>
           <w:noProof/>
         </w:rPr>
         <w:drawing>
-          <wp:inline distT="0" distB="0" distL="0" distR="0" wp14:anchorId="024B02A7" wp14:editId="223E9507">
-            <wp:extent cx="5400040" cy="2700020"/>
-            <wp:effectExtent l="0" t="0" r="0" b="5080"/>
-            <wp:docPr id="1708074404" name="Imagen 13"/>
+          <wp:inline distT="0" distB="0" distL="0" distR="0" wp14:anchorId="5DC50283" wp14:editId="447FEA55">
+            <wp:extent cx="5507437" cy="2998730"/>
+            <wp:effectExtent l="0" t="0" r="0" b="0"/>
+            <wp:docPr id="879666057" name="Imagen 2"/>
             <wp:cNvGraphicFramePr>
               <a:graphicFrameLocks xmlns:a="http://schemas.openxmlformats.org/drawingml/2006/main" noChangeAspect="1"/>
             </wp:cNvGraphicFramePr>
@@ -1300,7 +1241,7 @@
               <a:graphicData uri="http://schemas.openxmlformats.org/drawingml/2006/picture">
                 <pic:pic xmlns:pic="http://schemas.openxmlformats.org/drawingml/2006/picture">
                   <pic:nvPicPr>
-                    <pic:cNvPr id="0" name="Picture 51"/>
+                    <pic:cNvPr id="0" name="Picture 2"/>
                     <pic:cNvPicPr>
                       <a:picLocks noChangeAspect="1" noChangeArrowheads="1"/>
                     </pic:cNvPicPr>
@@ -1321,15 +1262,12 @@
                   <pic:spPr bwMode="auto">
                     <a:xfrm>
                       <a:off x="0" y="0"/>
-                      <a:ext cx="5400040" cy="2700020"/>
+                      <a:ext cx="5522612" cy="3006993"/>
                     </a:xfrm>
                     <a:prstGeom prst="rect">
                       <a:avLst/>
                     </a:prstGeom>
                     <a:noFill/>
-                    <a:ln>
-                      <a:noFill/>
-                    </a:ln>
                   </pic:spPr>
                 </pic:pic>
               </a:graphicData>
@@ -1337,15 +1275,105 @@
           </wp:inline>
         </w:drawing>
       </w:r>
+    </w:p>
+    <w:p>
+      <w:pPr>
+        <w:jc w:val="both"/>
+      </w:pPr>
+    </w:p>
+    <w:p>
+      <w:pPr>
+        <w:jc w:val="both"/>
+      </w:pPr>
+      <w:r>
+        <w:t xml:space="preserve">actuales es la edad. De acuerdo con </w:t>
+      </w:r>
+      <w:r>
+        <w:t xml:space="preserve">continuamos acercándonos a la familia tipo indagando en la edad de estos dos hijos. A decir </w:t>
+      </w:r>
+      <w:proofErr w:type="gramStart"/>
+      <w:r>
+        <w:t>verdad</w:t>
+      </w:r>
+      <w:proofErr w:type="gramEnd"/>
+      <w:r>
+        <w:t xml:space="preserve"> esta variable </w:t>
+      </w:r>
+      <w:r>
+        <w:t>tampoco concentra el peso donde uno esperaría. El pico de representación está entre los 8 y los 12 años —justo donde la familia tipo los ubica—, pero la distribución es bastante plana entre los 5 y los 17 años. Los hijos en edad escolar no son una rareza, pero tampoco dominan de manera abrumadora el panorama.</w:t>
+      </w:r>
+    </w:p>
+    <w:p>
+      <w:pPr>
+        <w:jc w:val="both"/>
+      </w:pPr>
+      <w:r>
+        <w:t>Entre los hogares de cuatro integrantes, la gran mayoría incluye una pareja: el 82% tiene cónyuge presente. La distribución etaria de los progenitores muestra que, en hogares biparentales, el </w:t>
+      </w:r>
+      <w:r>
+        <w:rPr>
+          <w:b/>
+          <w:bCs/>
+        </w:rPr>
+        <w:t>31,7% de los progenitores tiene menos de 35 años</w:t>
+      </w:r>
+      <w:r>
+        <w:t> —el umbral que usa el INDEC para el varón de referencia—. En hogares monoparentales del mismo tamaño, esa proporción cae al 21,1%.</w:t>
+      </w:r>
+    </w:p>
+    <w:p>
+      <w:pPr>
+        <w:jc w:val="both"/>
+      </w:pPr>
+    </w:p>
+    <w:p>
+      <w:pPr>
+        <w:jc w:val="both"/>
+      </w:pPr>
+      <w:r>
+        <w:t>Incluso si tomamos solo el subconjunto de hogares biparentales con dos hijos —que ya representa apenas el 13,9% del total—, la restricción de las edades de los progenitores deja al 21,6% con un varón entre 30 y 40 años y al 13,5% con una mujer entre 26 y 36 años. Sumar además la condición de que los hijos estén en edades similares a las del modelo INDEC lleva ese número al </w:t>
+      </w:r>
+      <w:r>
+        <w:rPr>
+          <w:b/>
+          <w:bCs/>
+        </w:rPr>
+        <w:t>4,6%</w:t>
+      </w:r>
+      <w:r>
+        <w:t>. La especificidad del modelo no es un defecto metodológico; es una elección. Pero conviene saber cuántos hogares reales representa.</w:t>
+      </w:r>
+    </w:p>
+    <w:p>
+      <w:pPr>
+        <w:jc w:val="both"/>
+        <w:rPr>
+          <w:b/>
+          <w:bCs/>
+        </w:rPr>
+      </w:pPr>
+      <w:r>
+        <w:rPr>
+          <w:b/>
+          <w:bCs/>
+        </w:rPr>
+        <w:t>Figura 4. Distribución de hogares según cantidad de miembros y participación de hogares de 4 miembros en el tiempo.</w:t>
+      </w:r>
+    </w:p>
+    <w:p>
+      <w:pPr>
+        <w:jc w:val="both"/>
+      </w:pPr>
       <w:r>
         <w:rPr>
           <w:noProof/>
         </w:rPr>
+        <w:lastRenderedPageBreak/>
         <w:drawing>
-          <wp:inline distT="0" distB="0" distL="0" distR="0" wp14:anchorId="12B174BF" wp14:editId="6D4E7218">
+          <wp:inline distT="0" distB="0" distL="0" distR="0" wp14:anchorId="024B02A7" wp14:editId="223E9507">
             <wp:extent cx="5400040" cy="2700020"/>
             <wp:effectExtent l="0" t="0" r="0" b="5080"/>
-            <wp:docPr id="1847271256" name="Imagen 12"/>
+            <wp:docPr id="1708074404" name="Imagen 13"/>
             <wp:cNvGraphicFramePr>
               <a:graphicFrameLocks xmlns:a="http://schemas.openxmlformats.org/drawingml/2006/main" noChangeAspect="1"/>
             </wp:cNvGraphicFramePr>
@@ -1353,7 +1381,7 @@
               <a:graphicData uri="http://schemas.openxmlformats.org/drawingml/2006/picture">
                 <pic:pic xmlns:pic="http://schemas.openxmlformats.org/drawingml/2006/picture">
                   <pic:nvPicPr>
-                    <pic:cNvPr id="0" name="Picture 52"/>
+                    <pic:cNvPr id="0" name="Picture 51"/>
                     <pic:cNvPicPr>
                       <a:picLocks noChangeAspect="1" noChangeArrowheads="1"/>
                     </pic:cNvPicPr>
@@ -1390,66 +1418,15 @@
           </wp:inline>
         </w:drawing>
       </w:r>
-    </w:p>
-    <w:p>
-      <w:pPr>
-        <w:jc w:val="both"/>
-      </w:pPr>
-      <w:r>
-        <w:t>Fuente: elaboración propia en base a EPH-INDEC.</w:t>
-      </w:r>
-    </w:p>
-    <w:p>
-      <w:pPr>
-        <w:jc w:val="both"/>
-      </w:pPr>
-      <w:r>
-        <w:t>Los hogares de cuatro miembros representan alrededor del </w:t>
-      </w:r>
-      <w:r>
-        <w:rPr>
-          <w:b/>
-          <w:bCs/>
-        </w:rPr>
-        <w:t>18-19% del total</w:t>
-      </w:r>
-      <w:r>
-        <w:t xml:space="preserve">, con una variación trimestral estable a lo largo de los últimos años —con algunos picos en 2020 y 2021 asociados a los cambios en la convivencia durante la pandemia—. Eso significa que la estructura de cuatro integrantes es una entre varias opciones </w:t>
-      </w:r>
-      <w:r>
-        <w:lastRenderedPageBreak/>
-        <w:t>posibles: hay casi tantos hogares de dos personas como de cuatro, y los unipersonales no se quedan muy atrás.</w:t>
-      </w:r>
-    </w:p>
-    <w:p>
-      <w:pPr>
-        <w:jc w:val="both"/>
-        <w:rPr>
-          <w:b/>
-          <w:bCs/>
-        </w:rPr>
-      </w:pPr>
-      <w:r>
-        <w:rPr>
-          <w:b/>
-          <w:bCs/>
-        </w:rPr>
-        <w:t>Figura 5. Presencia de cónyuge en hogares de 4 miembros y distribución por edad del progenitor según tipo de hogar.</w:t>
-      </w:r>
-    </w:p>
-    <w:p>
-      <w:pPr>
-        <w:jc w:val="both"/>
-      </w:pPr>
       <w:r>
         <w:rPr>
           <w:noProof/>
         </w:rPr>
         <w:drawing>
-          <wp:inline distT="0" distB="0" distL="0" distR="0" wp14:anchorId="3CD88015" wp14:editId="5BB2E0C3">
+          <wp:inline distT="0" distB="0" distL="0" distR="0" wp14:anchorId="12B174BF" wp14:editId="6D4E7218">
             <wp:extent cx="5400040" cy="2700020"/>
             <wp:effectExtent l="0" t="0" r="0" b="5080"/>
-            <wp:docPr id="960585699" name="Imagen 11"/>
+            <wp:docPr id="1847271256" name="Imagen 12"/>
             <wp:cNvGraphicFramePr>
               <a:graphicFrameLocks xmlns:a="http://schemas.openxmlformats.org/drawingml/2006/main" noChangeAspect="1"/>
             </wp:cNvGraphicFramePr>
@@ -1457,7 +1434,7 @@
               <a:graphicData uri="http://schemas.openxmlformats.org/drawingml/2006/picture">
                 <pic:pic xmlns:pic="http://schemas.openxmlformats.org/drawingml/2006/picture">
                   <pic:nvPicPr>
-                    <pic:cNvPr id="0" name="Picture 53"/>
+                    <pic:cNvPr id="0" name="Picture 52"/>
                     <pic:cNvPicPr>
                       <a:picLocks noChangeAspect="1" noChangeArrowheads="1"/>
                     </pic:cNvPicPr>
@@ -1494,15 +1471,63 @@
           </wp:inline>
         </w:drawing>
       </w:r>
+    </w:p>
+    <w:p>
+      <w:pPr>
+        <w:jc w:val="both"/>
+      </w:pPr>
+      <w:r>
+        <w:t>Fuente: elaboración propia en base a EPH-INDEC.</w:t>
+      </w:r>
+    </w:p>
+    <w:p>
+      <w:pPr>
+        <w:jc w:val="both"/>
+      </w:pPr>
+      <w:r>
+        <w:t>Los hogares de cuatro miembros representan alrededor del </w:t>
+      </w:r>
+      <w:r>
+        <w:rPr>
+          <w:b/>
+          <w:bCs/>
+        </w:rPr>
+        <w:t>18-19% del total</w:t>
+      </w:r>
+      <w:r>
+        <w:t>, con una variación trimestral estable a lo largo de los últimos años —con algunos picos en 2020 y 2021 asociados a los cambios en la convivencia durante la pandemia—. Eso significa que la estructura de cuatro integrantes es una entre varias opciones posibles: hay casi tantos hogares de dos personas como de cuatro, y los unipersonales no se quedan muy atrás.</w:t>
+      </w:r>
+    </w:p>
+    <w:p>
+      <w:pPr>
+        <w:jc w:val="both"/>
+        <w:rPr>
+          <w:b/>
+          <w:bCs/>
+        </w:rPr>
+      </w:pPr>
+      <w:r>
+        <w:rPr>
+          <w:b/>
+          <w:bCs/>
+        </w:rPr>
+        <w:t>Figura 5. Presencia de cónyuge en hogares de 4 miembros y distribución por edad del progenitor según tipo de hogar.</w:t>
+      </w:r>
+    </w:p>
+    <w:p>
+      <w:pPr>
+        <w:jc w:val="both"/>
+      </w:pPr>
       <w:r>
         <w:rPr>
           <w:noProof/>
         </w:rPr>
+        <w:lastRenderedPageBreak/>
         <w:drawing>
-          <wp:inline distT="0" distB="0" distL="0" distR="0" wp14:anchorId="58B6750D" wp14:editId="4D4AC7E4">
+          <wp:inline distT="0" distB="0" distL="0" distR="0" wp14:anchorId="3CD88015" wp14:editId="5BB2E0C3">
             <wp:extent cx="5400040" cy="2700020"/>
             <wp:effectExtent l="0" t="0" r="0" b="5080"/>
-            <wp:docPr id="1724291048" name="Imagen 10"/>
+            <wp:docPr id="960585699" name="Imagen 11"/>
             <wp:cNvGraphicFramePr>
               <a:graphicFrameLocks xmlns:a="http://schemas.openxmlformats.org/drawingml/2006/main" noChangeAspect="1"/>
             </wp:cNvGraphicFramePr>
@@ -1510,7 +1535,7 @@
               <a:graphicData uri="http://schemas.openxmlformats.org/drawingml/2006/picture">
                 <pic:pic xmlns:pic="http://schemas.openxmlformats.org/drawingml/2006/picture">
                   <pic:nvPicPr>
-                    <pic:cNvPr id="0" name="Picture 54"/>
+                    <pic:cNvPr id="0" name="Picture 53"/>
                     <pic:cNvPicPr>
                       <a:picLocks noChangeAspect="1" noChangeArrowheads="1"/>
                     </pic:cNvPicPr>
@@ -1547,6 +1572,59 @@
           </wp:inline>
         </w:drawing>
       </w:r>
+      <w:r>
+        <w:rPr>
+          <w:noProof/>
+        </w:rPr>
+        <w:drawing>
+          <wp:inline distT="0" distB="0" distL="0" distR="0" wp14:anchorId="58B6750D" wp14:editId="4D4AC7E4">
+            <wp:extent cx="5400040" cy="2700020"/>
+            <wp:effectExtent l="0" t="0" r="0" b="5080"/>
+            <wp:docPr id="1724291048" name="Imagen 10"/>
+            <wp:cNvGraphicFramePr>
+              <a:graphicFrameLocks xmlns:a="http://schemas.openxmlformats.org/drawingml/2006/main" noChangeAspect="1"/>
+            </wp:cNvGraphicFramePr>
+            <a:graphic xmlns:a="http://schemas.openxmlformats.org/drawingml/2006/main">
+              <a:graphicData uri="http://schemas.openxmlformats.org/drawingml/2006/picture">
+                <pic:pic xmlns:pic="http://schemas.openxmlformats.org/drawingml/2006/picture">
+                  <pic:nvPicPr>
+                    <pic:cNvPr id="0" name="Picture 54"/>
+                    <pic:cNvPicPr>
+                      <a:picLocks noChangeAspect="1" noChangeArrowheads="1"/>
+                    </pic:cNvPicPr>
+                  </pic:nvPicPr>
+                  <pic:blipFill>
+                    <a:blip r:embed="rId16">
+                      <a:extLst>
+                        <a:ext uri="{28A0092B-C50C-407E-A947-70E740481C1C}">
+                          <a14:useLocalDpi xmlns:a14="http://schemas.microsoft.com/office/drawing/2010/main" val="0"/>
+                        </a:ext>
+                      </a:extLst>
+                    </a:blip>
+                    <a:srcRect/>
+                    <a:stretch>
+                      <a:fillRect/>
+                    </a:stretch>
+                  </pic:blipFill>
+                  <pic:spPr bwMode="auto">
+                    <a:xfrm>
+                      <a:off x="0" y="0"/>
+                      <a:ext cx="5400040" cy="2700020"/>
+                    </a:xfrm>
+                    <a:prstGeom prst="rect">
+                      <a:avLst/>
+                    </a:prstGeom>
+                    <a:noFill/>
+                    <a:ln>
+                      <a:noFill/>
+                    </a:ln>
+                  </pic:spPr>
+                </pic:pic>
+              </a:graphicData>
+            </a:graphic>
+          </wp:inline>
+        </w:drawing>
+      </w:r>
     </w:p>
     <w:p>
       <w:pPr>
@@ -1587,40 +1665,43 @@
           <w:b/>
           <w:bCs/>
         </w:rPr>
+        <w:t>Consideraciones finales</w:t>
+      </w:r>
+    </w:p>
+    <w:p>
+      <w:pPr>
+        <w:jc w:val="both"/>
+      </w:pPr>
+      <w:r>
+        <w:t xml:space="preserve">Está claro que las </w:t>
+      </w:r>
+      <w:proofErr w:type="spellStart"/>
+      <w:r>
+        <w:t>medicioens</w:t>
+      </w:r>
+      <w:proofErr w:type="spellEnd"/>
+      <w:r>
+        <w:t xml:space="preserve"> promedio y </w:t>
+      </w:r>
+      <w:proofErr w:type="gramStart"/>
+      <w:r>
+        <w:t>niveles general</w:t>
+      </w:r>
+      <w:proofErr w:type="gramEnd"/>
+      <w:r>
+        <w:t xml:space="preserve"> buscan justamente representar una foto promedio de la situación. Sin </w:t>
+      </w:r>
+      <w:proofErr w:type="spellStart"/>
+      <w:r>
+        <w:t>embago</w:t>
+      </w:r>
+      <w:proofErr w:type="spellEnd"/>
+      <w:r>
+        <w:t xml:space="preserve">, Por supuesto que ¿Qué concluyo de todo esto? No creo que la familia tipo sea un invento malicioso ni una negligencia estadística. Tiene una lógica: sirve para comparar el poder adquisitivo </w:t>
+      </w:r>
+      <w:r>
         <w:lastRenderedPageBreak/>
-        <w:t>Consideraciones finales</w:t>
-      </w:r>
-    </w:p>
-    <w:p>
-      <w:pPr>
-        <w:jc w:val="both"/>
-      </w:pPr>
-      <w:r>
-        <w:t xml:space="preserve">Está claro que las </w:t>
-      </w:r>
-      <w:proofErr w:type="spellStart"/>
-      <w:r>
-        <w:t>medicioens</w:t>
-      </w:r>
-      <w:proofErr w:type="spellEnd"/>
-      <w:r>
-        <w:t xml:space="preserve"> promedio y </w:t>
-      </w:r>
-      <w:proofErr w:type="gramStart"/>
-      <w:r>
-        <w:t>niveles general</w:t>
-      </w:r>
-      <w:proofErr w:type="gramEnd"/>
-      <w:r>
-        <w:t xml:space="preserve"> buscan justamente representar una foto promedio de la situación. Sin </w:t>
-      </w:r>
-      <w:proofErr w:type="spellStart"/>
-      <w:r>
-        <w:t>embago</w:t>
-      </w:r>
-      <w:proofErr w:type="spellEnd"/>
-      <w:r>
-        <w:t>, Por supuesto que ¿Qué concluyo de todo esto? No creo que la familia tipo sea un invento malicioso ni una negligencia estadística. Tiene una lógica: sirve para comparar el poder adquisitivo a lo largo del tiempo con un patrón fijo. El problema no es el dato en sí; el problema es cómo lo usamos. Cuando un sindicato dice que "una familia tipo necesita tantos pesos para vivir", está usando una abstracción demográfica como si fuera la experiencia vivida de la mayoría. Y no lo es. La mayoría de los hogares argentinos son más pequeños, más heterogéneos, más solos de lo que ese modelo sugiere.</w:t>
+        <w:t>a lo largo del tiempo con un patrón fijo. El problema no es el dato en sí; el problema es cómo lo usamos. Cuando un sindicato dice que "una familia tipo necesita tantos pesos para vivir", está usando una abstracción demográfica como si fuera la experiencia vivida de la mayoría. Y no lo es. La mayoría de los hogares argentinos son más pequeños, más heterogéneos, más solos de lo que ese modelo sugiere.</w:t>
       </w:r>
     </w:p>
     <w:p>
